--- a/documents/Инструкции_ОТ/ИОТ_руководители_и_специалисты.docx
+++ b/documents/Инструкции_ОТ/ИОТ_руководители_и_специалисты.docx
@@ -328,7 +328,7 @@
           <w:sz w:val="24"/>
           <w:szCs w:val="24"/>
         </w:rPr>
-        <w:t xml:space="preserve">1.1. Настоящая инструкция устанавливает требования по обеспечению безопасных условий труда для руководителей и специалистов (далее – работник) Общества с ограниченной ответственностью «Авиационные интерьеры специального назначения» (далее – ООО «Авиационные интерьеры – СН», Общество) при выполнении ими трудовых обязанностей:</w:t>
+        <w:t xml:space="preserve">1.1. Настоящая инструкция устанавливает требования по обеспечению безопасных условий труда для руководителей и специалистов (далее – работник) Общества с ограниченной ответственностью «Авиационные интерьеры специального назначения» (далее – ООО «Авиационные интерьеры-СН», Общество) при выполнении ими трудовых обязанностей:</w:t>
       </w:r>
     </w:p>
     <w:p>
@@ -568,7 +568,7 @@
           <w:sz w:val="24"/>
           <w:szCs w:val="24"/>
         </w:rPr>
-        <w:t xml:space="preserve">1.5. Выполнение требований настоящей инструкции обязательно для всех руководителей и специалистов ООО «Авиационные интерьеры – СН» при выполнении ими трудовых обязанностей независимо от их квалификации и стажа работы.</w:t>
+        <w:t xml:space="preserve">1.5. Выполнение требований настоящей инструкции обязательно для всех руководителей и специалистов ООО «Авиационные интерьеры-СН» при выполнении ими трудовых обязанностей независимо от их квалификации и стажа работы.</w:t>
       </w:r>
     </w:p>
     <w:p>
@@ -871,15 +871,15 @@
           <w:sz w:val="24"/>
           <w:szCs w:val="24"/>
         </w:rPr>
-        <w:t xml:space="preserve">Приказ Минтруда России от 15.12.2020 № 903н</w:t>
-      </w:r>
-      <w:r>
-        <w:rPr>
-          <w:rFonts w:ascii="Times New Roman" w:eastAsia="Times New Roman" w:hAnsi="Times New Roman" w:cs="Times New Roman"/>
-          <w:sz w:val="24"/>
-          <w:szCs w:val="24"/>
-        </w:rPr>
-        <w:t xml:space="preserve"> «Об утверждении Правил по охране труда при эксплуатации электроустановок» (в редакции от 29.04.2025);</w:t>
+        <w:t xml:space="preserve">Приказ Минтруда России от 29.10.2021 № 767н</w:t>
+      </w:r>
+      <w:r>
+        <w:rPr>
+          <w:rFonts w:ascii="Times New Roman" w:eastAsia="Times New Roman" w:hAnsi="Times New Roman" w:cs="Times New Roman"/>
+          <w:sz w:val="24"/>
+          <w:szCs w:val="24"/>
+        </w:rPr>
+        <w:t xml:space="preserve"> «Об утверждении Единых типовых норм выдачи средств индивидуальной защиты и смывающих средств»;</w:t>
       </w:r>
     </w:p>
     <w:p>
@@ -904,15 +904,15 @@
           <w:sz w:val="24"/>
           <w:szCs w:val="24"/>
         </w:rPr>
-        <w:t xml:space="preserve">Приказ Минтруда России от 14.09.2021 № 629н</w:t>
-      </w:r>
-      <w:r>
-        <w:rPr>
-          <w:rFonts w:ascii="Times New Roman" w:eastAsia="Times New Roman" w:hAnsi="Times New Roman" w:cs="Times New Roman"/>
-          <w:sz w:val="24"/>
-          <w:szCs w:val="24"/>
-        </w:rPr>
-        <w:t xml:space="preserve"> «Об утверждении предельно допустимых норм нагрузок для женщин при подъеме и перемещении тяжестей вручную»;</w:t>
+        <w:t xml:space="preserve">Приказ Минтруда России от 15.12.2020 № 903н</w:t>
+      </w:r>
+      <w:r>
+        <w:rPr>
+          <w:rFonts w:ascii="Times New Roman" w:eastAsia="Times New Roman" w:hAnsi="Times New Roman" w:cs="Times New Roman"/>
+          <w:sz w:val="24"/>
+          <w:szCs w:val="24"/>
+        </w:rPr>
+        <w:t xml:space="preserve"> «Об утверждении Правил по охране труда при эксплуатации электроустановок» (в редакции от 29.04.2025);</w:t>
       </w:r>
     </w:p>
     <w:p>
@@ -937,15 +937,15 @@
           <w:sz w:val="24"/>
           <w:szCs w:val="24"/>
         </w:rPr>
-        <w:t xml:space="preserve">Постановление Правительства Российской Федерации от 16.09.2020 № 1479</w:t>
-      </w:r>
-      <w:r>
-        <w:rPr>
-          <w:rFonts w:ascii="Times New Roman" w:eastAsia="Times New Roman" w:hAnsi="Times New Roman" w:cs="Times New Roman"/>
-          <w:sz w:val="24"/>
-          <w:szCs w:val="24"/>
-        </w:rPr>
-        <w:t xml:space="preserve"> «Об утверждении Правил противопожарного режима в Российской Федерации» (в редакции постановления Правительства Российской Федерации от 03.02.2025 № 90);</w:t>
+        <w:t xml:space="preserve">Приказ Минтруда России от 14.09.2021 № 629н</w:t>
+      </w:r>
+      <w:r>
+        <w:rPr>
+          <w:rFonts w:ascii="Times New Roman" w:eastAsia="Times New Roman" w:hAnsi="Times New Roman" w:cs="Times New Roman"/>
+          <w:sz w:val="24"/>
+          <w:szCs w:val="24"/>
+        </w:rPr>
+        <w:t xml:space="preserve"> «Об утверждении предельно допустимых норм нагрузок для женщин при подъеме и перемещении тяжестей вручную»;</w:t>
       </w:r>
     </w:p>
     <w:p>
@@ -970,15 +970,15 @@
           <w:sz w:val="24"/>
           <w:szCs w:val="24"/>
         </w:rPr>
-        <w:t xml:space="preserve">Приказ МЧС России от 16.12.2024 № 1120</w:t>
-      </w:r>
-      <w:r>
-        <w:rPr>
-          <w:rFonts w:ascii="Times New Roman" w:eastAsia="Times New Roman" w:hAnsi="Times New Roman" w:cs="Times New Roman"/>
-          <w:sz w:val="24"/>
-          <w:szCs w:val="24"/>
-        </w:rPr>
-        <w:t xml:space="preserve"> «Об определении порядка, видов, сроков обучения лиц, осуществляющих трудовую или служебную деятельность, по программам противопожарного инструктажа, требований к содержанию указанных программ, порядка их утверждения и согласования и категорий лиц, проходящих обучение по дополнительным профессиональным программам в области пожарной безопасности»;</w:t>
+        <w:t xml:space="preserve">Постановление Правительства Российской Федерации от 16.09.2020 № 1479</w:t>
+      </w:r>
+      <w:r>
+        <w:rPr>
+          <w:rFonts w:ascii="Times New Roman" w:eastAsia="Times New Roman" w:hAnsi="Times New Roman" w:cs="Times New Roman"/>
+          <w:sz w:val="24"/>
+          <w:szCs w:val="24"/>
+        </w:rPr>
+        <w:t xml:space="preserve"> «Об утверждении Правил противопожарного режима в Российской Федерации» (в редакции постановления Правительства Российской Федерации от 03.02.2025 № 90);</w:t>
       </w:r>
     </w:p>
     <w:p>
@@ -1003,15 +1003,15 @@
           <w:sz w:val="24"/>
           <w:szCs w:val="24"/>
         </w:rPr>
-        <w:t xml:space="preserve">СП 2.2.4285-26</w:t>
-      </w:r>
-      <w:r>
-        <w:rPr>
-          <w:rFonts w:ascii="Times New Roman" w:eastAsia="Times New Roman" w:hAnsi="Times New Roman" w:cs="Times New Roman"/>
-          <w:sz w:val="24"/>
-          <w:szCs w:val="24"/>
-        </w:rPr>
-        <w:t xml:space="preserve"> «Санитарно-эпидемиологические требования к условиям труда» (постановление Главного государственного санитарного врача Российской Федерации от 02.06.2026 № 15);</w:t>
+        <w:t xml:space="preserve">Приказ МЧС России от 16.12.2024 № 1120</w:t>
+      </w:r>
+      <w:r>
+        <w:rPr>
+          <w:rFonts w:ascii="Times New Roman" w:eastAsia="Times New Roman" w:hAnsi="Times New Roman" w:cs="Times New Roman"/>
+          <w:sz w:val="24"/>
+          <w:szCs w:val="24"/>
+        </w:rPr>
+        <w:t xml:space="preserve"> «Об определении порядка, видов, сроков обучения лиц, осуществляющих трудовую или служебную деятельность, по программам противопожарного инструктажа, требований к содержанию указанных программ, порядка их утверждения и согласования и категорий лиц, проходящих обучение по дополнительным профессиональным программам в области пожарной безопасности»;</w:t>
       </w:r>
     </w:p>
     <w:p>
@@ -1036,15 +1036,15 @@
           <w:sz w:val="24"/>
           <w:szCs w:val="24"/>
         </w:rPr>
-        <w:t xml:space="preserve">СанПиН 1.2.3685-21</w:t>
-      </w:r>
-      <w:r>
-        <w:rPr>
-          <w:rFonts w:ascii="Times New Roman" w:eastAsia="Times New Roman" w:hAnsi="Times New Roman" w:cs="Times New Roman"/>
-          <w:sz w:val="24"/>
-          <w:szCs w:val="24"/>
-        </w:rPr>
-        <w:t xml:space="preserve"> «Гигиенические нормативы и требования к обеспечению безопасности и (или) безвредности для человека факторов среды обитания» (постановление Главного государственного санитарного врача Российской Федерации от 28.01.2021 № 2);</w:t>
+        <w:t xml:space="preserve">СП 2.2.4285-26</w:t>
+      </w:r>
+      <w:r>
+        <w:rPr>
+          <w:rFonts w:ascii="Times New Roman" w:eastAsia="Times New Roman" w:hAnsi="Times New Roman" w:cs="Times New Roman"/>
+          <w:sz w:val="24"/>
+          <w:szCs w:val="24"/>
+        </w:rPr>
+        <w:t xml:space="preserve"> «Санитарно-эпидемиологические требования к условиям труда» (постановление Главного государственного санитарного врача Российской Федерации от 02.06.2026 № 15);</w:t>
       </w:r>
     </w:p>
     <w:p>
@@ -1069,15 +1069,15 @@
           <w:sz w:val="24"/>
           <w:szCs w:val="24"/>
         </w:rPr>
-        <w:t xml:space="preserve">Приказ Минздрава России от 03.05.2024 № 220н</w:t>
-      </w:r>
-      <w:r>
-        <w:rPr>
-          <w:rFonts w:ascii="Times New Roman" w:eastAsia="Times New Roman" w:hAnsi="Times New Roman" w:cs="Times New Roman"/>
-          <w:sz w:val="24"/>
-          <w:szCs w:val="24"/>
-        </w:rPr>
-        <w:t xml:space="preserve"> «Об утверждении Порядка оказания первой помощи»;</w:t>
+        <w:t xml:space="preserve">СанПиН 1.2.3685-21</w:t>
+      </w:r>
+      <w:r>
+        <w:rPr>
+          <w:rFonts w:ascii="Times New Roman" w:eastAsia="Times New Roman" w:hAnsi="Times New Roman" w:cs="Times New Roman"/>
+          <w:sz w:val="24"/>
+          <w:szCs w:val="24"/>
+        </w:rPr>
+        <w:t xml:space="preserve"> «Гигиенические нормативы и требования к обеспечению безопасности и (или) безвредности для человека факторов среды обитания» (постановление Главного государственного санитарного врача Российской Федерации от 28.01.2021 № 2);</w:t>
       </w:r>
     </w:p>
     <w:p>
@@ -1102,15 +1102,15 @@
           <w:sz w:val="24"/>
           <w:szCs w:val="24"/>
         </w:rPr>
-        <w:t xml:space="preserve">Приказ Минздрава России от 28.01.2021 № 29н</w:t>
-      </w:r>
-      <w:r>
-        <w:rPr>
-          <w:rFonts w:ascii="Times New Roman" w:eastAsia="Times New Roman" w:hAnsi="Times New Roman" w:cs="Times New Roman"/>
-          <w:sz w:val="24"/>
-          <w:szCs w:val="24"/>
-        </w:rPr>
-        <w:t xml:space="preserve"> «Об утверждении Порядка проведения обязательных предварительных и периодических медицинских осмотров работников, предусмотренных частью четвертой статьи 213 Трудового кодекса Российской Федерации, перечня медицинских противопоказаний к осуществлению работ с вредными и (или) опасными производственными факторами, а также работам, при выполнении которых проводятся обязательные предварительные и периодические медицинские осмотры»;</w:t>
+        <w:t xml:space="preserve">Приказ Минздрава России от 03.05.2024 № 220н</w:t>
+      </w:r>
+      <w:r>
+        <w:rPr>
+          <w:rFonts w:ascii="Times New Roman" w:eastAsia="Times New Roman" w:hAnsi="Times New Roman" w:cs="Times New Roman"/>
+          <w:sz w:val="24"/>
+          <w:szCs w:val="24"/>
+        </w:rPr>
+        <w:t xml:space="preserve"> «Об утверждении Порядка оказания первой помощи»;</w:t>
       </w:r>
     </w:p>
     <w:p>
@@ -1135,15 +1135,15 @@
           <w:sz w:val="24"/>
           <w:szCs w:val="24"/>
         </w:rPr>
-        <w:t xml:space="preserve">ГОСТ 12.0.003-2015</w:t>
-      </w:r>
-      <w:r>
-        <w:rPr>
-          <w:rFonts w:ascii="Times New Roman" w:eastAsia="Times New Roman" w:hAnsi="Times New Roman" w:cs="Times New Roman"/>
-          <w:sz w:val="24"/>
-          <w:szCs w:val="24"/>
-        </w:rPr>
-        <w:t xml:space="preserve"> «ССБТ. Опасные и вредные производственные факторы. Классификация»;</w:t>
+        <w:t xml:space="preserve">Приказ Минздрава России от 28.01.2021 № 29н</w:t>
+      </w:r>
+      <w:r>
+        <w:rPr>
+          <w:rFonts w:ascii="Times New Roman" w:eastAsia="Times New Roman" w:hAnsi="Times New Roman" w:cs="Times New Roman"/>
+          <w:sz w:val="24"/>
+          <w:szCs w:val="24"/>
+        </w:rPr>
+        <w:t xml:space="preserve"> «Об утверждении Порядка проведения обязательных предварительных и периодических медицинских осмотров работников, предусмотренных частью четвертой статьи 213 Трудового кодекса Российской Федерации, перечня медицинских противопоказаний к осуществлению работ с вредными и (или) опасными производственными факторами, а также работам, при выполнении которых проводятся обязательные предварительные и периодические медицинские осмотры»;</w:t>
       </w:r>
     </w:p>
     <w:p>
@@ -1168,15 +1168,15 @@
           <w:sz w:val="24"/>
           <w:szCs w:val="24"/>
         </w:rPr>
-        <w:t xml:space="preserve">ГОСТ 12.4.026-2015</w:t>
-      </w:r>
-      <w:r>
-        <w:rPr>
-          <w:rFonts w:ascii="Times New Roman" w:eastAsia="Times New Roman" w:hAnsi="Times New Roman" w:cs="Times New Roman"/>
-          <w:sz w:val="24"/>
-          <w:szCs w:val="24"/>
-        </w:rPr>
-        <w:t xml:space="preserve"> «ССБТ. Цвета сигнальные, знаки безопасности и разметка сигнальная. Назначение и правила применения. Общие технические требования и характеристики. Методы испытаний»;</w:t>
+        <w:t xml:space="preserve">ГОСТ 12.0.003-2015</w:t>
+      </w:r>
+      <w:r>
+        <w:rPr>
+          <w:rFonts w:ascii="Times New Roman" w:eastAsia="Times New Roman" w:hAnsi="Times New Roman" w:cs="Times New Roman"/>
+          <w:sz w:val="24"/>
+          <w:szCs w:val="24"/>
+        </w:rPr>
+        <w:t xml:space="preserve"> «ССБТ. Опасные и вредные производственные факторы. Классификация»;</w:t>
       </w:r>
     </w:p>
     <w:p>
@@ -1201,6 +1201,39 @@
           <w:sz w:val="24"/>
           <w:szCs w:val="24"/>
         </w:rPr>
+        <w:t xml:space="preserve">ГОСТ 12.4.026-2015</w:t>
+      </w:r>
+      <w:r>
+        <w:rPr>
+          <w:rFonts w:ascii="Times New Roman" w:eastAsia="Times New Roman" w:hAnsi="Times New Roman" w:cs="Times New Roman"/>
+          <w:sz w:val="24"/>
+          <w:szCs w:val="24"/>
+        </w:rPr>
+        <w:t xml:space="preserve"> «ССБТ. Цвета сигнальные, знаки безопасности и разметка сигнальная. Назначение и правила применения. Общие технические требования и характеристики. Методы испытаний»;</w:t>
+      </w:r>
+    </w:p>
+    <w:p>
+      <w:pPr>
+        <w:spacing w:before="0" w:after="0" w:line="240" w:lineRule="auto"/>
+        <w:ind w:firstLine="709"/>
+        <w:jc w:val="both"/>
+      </w:pPr>
+      <w:r>
+        <w:rPr>
+          <w:rFonts w:ascii="Times New Roman" w:eastAsia="Times New Roman" w:hAnsi="Times New Roman" w:cs="Times New Roman"/>
+          <w:sz w:val="24"/>
+          <w:szCs w:val="24"/>
+        </w:rPr>
+        <w:t xml:space="preserve">2.1.19. </w:t>
+      </w:r>
+      <w:r>
+        <w:rPr>
+          <w:rFonts w:ascii="Times New Roman" w:eastAsia="Times New Roman" w:hAnsi="Times New Roman" w:cs="Times New Roman"/>
+          <w:b/>
+          <w:bCs/>
+          <w:sz w:val="24"/>
+          <w:szCs w:val="24"/>
+        </w:rPr>
         <w:t xml:space="preserve">Постановление Правительства Российской Федерации от 23.10.1993 № 1090</w:t>
       </w:r>
       <w:r>
@@ -1224,7 +1257,7 @@
           <w:sz w:val="24"/>
           <w:szCs w:val="24"/>
         </w:rPr>
-        <w:t xml:space="preserve">2.1.19. Локальные нормативные акты Общества: Правила внутреннего трудового распорядка, Положение о системе управления охраной труда, Перечень профессиональных рисков и опасностей, Инструкция о мерах пожарной безопасности, планы эвакуации.</w:t>
+        <w:t xml:space="preserve">2.1.20. Локальные нормативные акты Общества: Правила внутреннего трудового распорядка, Положение о системе управления охраной труда, Перечень профессиональных рисков и опасностей, Инструкция о мерах пожарной безопасности, планы эвакуации.</w:t>
       </w:r>
     </w:p>
     <w:p>
@@ -1331,7 +1364,7 @@
           <w:sz w:val="24"/>
           <w:szCs w:val="24"/>
         </w:rPr>
-        <w:t xml:space="preserve">–	первичный инструктаж по охране труда на рабочем месте (за исключением работников, должности которых включены в утвержденный в Обществе Перечень профессий и должностей работников, освобожденных от прохождения первичного и повторного инструктажа на рабочем месте);</w:t>
+        <w:t xml:space="preserve">–	первичный инструктаж по охране труда на рабочем месте. От первичного инструктажа могут быть освобождены только работники, трудовая деятельность которых связана исключительно с опасностями, возникающими при использовании персональных компьютеров и офисной техники, и должности которых включены в утвержденный в Обществе перечень. Освобождение не распространяется на работников, которые в рамках трудовых обязанностей посещают производственные участки, склады, территорию аэродромов и борт ВС;</w:t>
       </w:r>
     </w:p>
     <w:p>
@@ -1361,7 +1394,7 @@
           <w:sz w:val="24"/>
           <w:szCs w:val="24"/>
         </w:rPr>
-        <w:t xml:space="preserve">–	обучение оказанию первой помощи пострадавшим;</w:t>
+        <w:t xml:space="preserve">–	обучение оказанию первой помощи пострадавшим – в случаях, установленных Правилами обучения по охране труда;</w:t>
       </w:r>
     </w:p>
     <w:p>
@@ -1391,7 +1424,7 @@
           <w:sz w:val="24"/>
           <w:szCs w:val="24"/>
         </w:rPr>
-        <w:t xml:space="preserve">3.4. Для работы с ПЭВМ и офисной техникой работнику следует изучить инструкции по ее эксплуатации и получить группу I по электробезопасности для неэлектротехнического персонала. Группа I присваивается путем проведения инструктажа с проверкой знаний в форме устного опроса не реже одного раза в год.</w:t>
+        <w:t xml:space="preserve">3.4. Для работы с ПЭВМ и офисной техникой работнику следует изучить инструкции по ее эксплуатации и получить группу I по электробезопасности для неэлектротехнического персонала. Группа I присваивается работником из числа электротехнического персонала с группой по электробезопасности не ниже III путем проведения инструктажа, завершающегося проверкой знаний в форме устного опроса, не реже одного раза в год.</w:t>
       </w:r>
     </w:p>
     <w:p>
@@ -1436,7 +1469,7 @@
           <w:sz w:val="24"/>
           <w:szCs w:val="24"/>
         </w:rPr>
-        <w:t xml:space="preserve">3.7. Работник, направленный для выполнения не свойственных его должности работ, а также для посещения производственных участков, складов, территории аэродрома и борта ВС, должен пройти целевой инструктаж по охране труда.</w:t>
+        <w:t xml:space="preserve">3.7. Работник, направленный для выполнения работ, не относящихся к его непосредственным трудовым обязанностям, должен пройти целевой инструктаж по охране труда. Перед посещением производственных участков и складов работник должен быть ознакомлен руководителем участка (мастером) с мерами безопасности на участке, перед посещением территории аэродрома и борта ВС – пройти инструктаж, установленный принимающей стороной.</w:t>
       </w:r>
     </w:p>
     <w:p>
@@ -1892,7 +1925,7 @@
           <w:sz w:val="24"/>
           <w:szCs w:val="24"/>
         </w:rPr>
-        <w:t xml:space="preserve">3.12.2. Продолжительность ежедневной работы, перерывов для отдыха и приема пищи определяется Правилами внутреннего трудового распорядка ООО «Авиационные интерьеры – СН».</w:t>
+        <w:t xml:space="preserve">3.12.2. Продолжительность ежедневной работы, перерывов для отдыха и приема пищи определяется Правилами внутреннего трудового распорядка ООО «Авиационные интерьеры-СН».</w:t>
       </w:r>
     </w:p>
     <w:p>
@@ -2390,7 +2423,7 @@
           <w:sz w:val="24"/>
           <w:szCs w:val="24"/>
         </w:rPr>
-        <w:t xml:space="preserve">3.13.5. В соответствии с Перечнем профессиональных рисков и опасностей ООО «Авиационные интерьеры – СН» для руководителей и специалистов идентифицированы следующие опасности:</w:t>
+        <w:t xml:space="preserve">3.13.5. К основным опасностям, характерным для работ руководителей и специалистов, относятся (уточняются по результатам оценки профессиональных рисков Общества):</w:t>
       </w:r>
     </w:p>
     <w:p>
@@ -2573,7 +2606,7 @@
           <w:sz w:val="24"/>
           <w:szCs w:val="24"/>
         </w:rPr>
-        <w:t xml:space="preserve">3.14.1. При работе в офисных помещениях специальная одежда, специальная обувь и другие средства индивидуальной защиты (далее – СИЗ) работникам не выдаются, если иное не предусмотрено Нормами бесплатной выдачи СИЗ Общества по результатам специальной оценки условий труда и оценки профессиональных рисков.</w:t>
+        <w:t xml:space="preserve">3.14.1. При работе в офисных помещениях специальная одежда, специальная обувь и другие средства индивидуальной защиты (далее – СИЗ) работникам не выдаются, если иное не предусмотрено Нормами бесплатной выдачи СИЗ Общества, разработанными на основе Единых типовых норм по результатам специальной оценки условий труда и оценки профессиональных рисков.</w:t>
       </w:r>
     </w:p>
     <w:p>
@@ -2854,7 +2887,7 @@
           <w:sz w:val="24"/>
           <w:szCs w:val="24"/>
         </w:rPr>
-        <w:t xml:space="preserve">4.1.3. Установить монитор на расстоянии не менее 50 см от глаз (оптимально 60–70 см), верхний край экрана – на уровне глаз или несколько ниже. Не располагать монитор экраном к окну или спиной к окну.</w:t>
+        <w:t xml:space="preserve">4.1.3. Установить монитор на расстоянии не менее 50 см от глаз (оптимально 60–70 см), верхний край экрана – на уровне глаз или несколько ниже. Рабочее место располагать так, чтобы естественный свет падал сбоку, преимущественно слева; не располагать монитор экраном к окну или тыльной стороной к окну.</w:t>
       </w:r>
     </w:p>
     <w:p>
@@ -3196,7 +3229,7 @@
           <w:sz w:val="24"/>
           <w:szCs w:val="24"/>
         </w:rPr>
-        <w:t xml:space="preserve">4.5.1. Посещение производственного участка, склада предварительно согласовать с руководителем участка (мастером), пройти целевой инструктаж, получить необходимые СИЗ, уточнить безопасный маршрут передвижения.</w:t>
+        <w:t xml:space="preserve">4.5.1. Посещение производственного участка, склада предварительно согласовать с руководителем участка (мастером), ознакомиться с мерами безопасности на участке, получить необходимые СИЗ, уточнить безопасный маршрут передвижения.</w:t>
       </w:r>
     </w:p>
     <w:p>
@@ -3226,7 +3259,7 @@
           <w:sz w:val="24"/>
           <w:szCs w:val="24"/>
         </w:rPr>
-        <w:t xml:space="preserve">4.5.3. Перед служебной поездкой на автомобиле убедиться в технической исправности транспортного средства, наличии аптечки и огнетушителя; водителю – в своем хорошем самочувствии. Время в пути планировать с учетом погодных условий и необходимых перерывов для отдыха.</w:t>
+        <w:t xml:space="preserve">4.5.3. Перед служебной поездкой на автомобиле убедиться в технической исправности транспортного средства, наличии аптечки, огнетушителя и знака аварийной остановки; водителю – в своем хорошем самочувствии. Время в пути планировать с учетом погодных условий и необходимых перерывов для отдыха.</w:t>
       </w:r>
     </w:p>
     <w:p>
@@ -4023,7 +4056,7 @@
           <w:sz w:val="24"/>
           <w:szCs w:val="24"/>
         </w:rPr>
-        <w:t xml:space="preserve">5.3.3. В салоне ВС учитывать возможное наличие незакрепленных элементов интерьера, открытых панелей пола и люков, выступающих элементов конструкции; передвигаться осторожно, при необходимости применять защитную каску (бамп-кепку).</w:t>
+        <w:t xml:space="preserve">5.3.3. В салоне ВС учитывать возможное наличие незакрепленных элементов интерьера, открытых панелей пола и люков, выступающих элементов конструкции; передвигаться осторожно, при необходимости применять защитную каскетку.</w:t>
       </w:r>
     </w:p>
     <w:p>

--- a/documents/Инструкции_ОТ/ИОТ_руководители_и_специалисты.docx
+++ b/documents/Инструкции_ОТ/ИОТ_руководители_и_специалисты.docx
@@ -373,6 +373,23 @@
           <w:sz w:val="24"/>
           <w:szCs w:val="24"/>
         </w:rPr>
+        <w:t>–</w:t>
+        <w:tab/>
+        <w:t>на производственных участках, в цехах и на складах при руководстве производственной деятельностью подчиненных работников – для линейных руководителей производства;</w:t>
+      </w:r>
+    </w:p>
+    <w:p>
+      <w:pPr>
+        <w:spacing w:before="0" w:after="0" w:line="240" w:lineRule="auto"/>
+        <w:ind w:left="993" w:hanging="284"/>
+        <w:jc w:val="both"/>
+      </w:pPr>
+      <w:r>
+        <w:rPr>
+          <w:rFonts w:ascii="Times New Roman" w:eastAsia="Times New Roman" w:hAnsi="Times New Roman" w:cs="Times New Roman"/>
+          <w:sz w:val="24"/>
+          <w:szCs w:val="24"/>
+        </w:rPr>
         <w:t xml:space="preserve">–	при нахождении на объектах заказчиков и сторонних организаций, в том числе на территории аэродромов, в ангарах и на борту воздушных судов (далее – ВС);</w:t>
       </w:r>
     </w:p>
@@ -433,6 +450,23 @@
           <w:sz w:val="24"/>
           <w:szCs w:val="24"/>
         </w:rPr>
+        <w:t>–</w:t>
+        <w:tab/>
+        <w:t>линейные руководители производства: начальник производства и его заместители, начальник производственного подразделения, руководитель производственного цеха и его заместитель, главный инженер, начальник участка, мастер участка (в том числе мастер электромонтажного участка);</w:t>
+      </w:r>
+    </w:p>
+    <w:p>
+      <w:pPr>
+        <w:spacing w:before="0" w:after="0" w:line="240" w:lineRule="auto"/>
+        <w:ind w:left="993" w:hanging="284"/>
+        <w:jc w:val="both"/>
+      </w:pPr>
+      <w:r>
+        <w:rPr>
+          <w:rFonts w:ascii="Times New Roman" w:eastAsia="Times New Roman" w:hAnsi="Times New Roman" w:cs="Times New Roman"/>
+          <w:sz w:val="24"/>
+          <w:szCs w:val="24"/>
+        </w:rPr>
         <w:t xml:space="preserve">–	специалисты: инженеры, экономисты, бухгалтеры, юристы, специалисты по персоналу, по закупкам, логистике, охране труда, информационным технологиям, менеджеры, офис-менеджеры, секретари и другие работники, трудовая деятельность которых связана преимущественно с применением ПЭВМ и офисной техники.</w:t>
       </w:r>
     </w:p>
@@ -448,7 +482,7 @@
           <w:sz w:val="24"/>
           <w:szCs w:val="24"/>
         </w:rPr>
-        <w:t xml:space="preserve">1.3. Инструкция не распространяется на выполнение производственных (технологических) операций: обработку материалов, работу на станках и оборудовании, окрасочные, клеевые, слесарные и монтажные работы, в том числе на борту ВС. Если трудовой функцией работника предусмотрено выполнение таких работ, он проходит обучение и инструктаж по инструкциям по охране труда для соответствующих профессий и видов работ.</w:t>
+        <w:t>1.3. Инструкция не распространяется на выполнение производственных (технологических) операций: обработку материалов, работу на станках и оборудовании, окрасочные, клеевые, слесарные и монтажные работы, в том числе на борту ВС. Если трудовой функцией работника предусмотрено выполнение таких работ, он проходит обучение и инструктаж по инструкциям по охране труда для соответствующих профессий и видов работ. Линейные руководители производства, кроме настоящей инструкции, изучают инструкции по охране труда для профессий и видов работ, выполняемых подчиненными работниками, в объеме, необходимом для организации и контроля безопасного выполнения этих работ.</w:t>
       </w:r>
     </w:p>
     <w:p>
@@ -1849,6 +1883,140 @@
     </w:p>
     <w:p>
       <w:pPr>
+        <w:spacing w:before="0" w:after="0" w:line="240" w:lineRule="auto"/>
+        <w:ind w:firstLine="709"/>
+        <w:jc w:val="both"/>
+      </w:pPr>
+      <w:r>
+        <w:rPr>
+          <w:rFonts w:ascii="Times New Roman" w:eastAsia="Times New Roman" w:hAnsi="Times New Roman" w:cs="Times New Roman"/>
+          <w:sz w:val="24"/>
+          <w:szCs w:val="24"/>
+        </w:rPr>
+        <w:t>3.10.1. Линейные руководители производства дополнительно:</w:t>
+      </w:r>
+    </w:p>
+    <w:p>
+      <w:pPr>
+        <w:spacing w:before="0" w:after="0" w:line="240" w:lineRule="auto"/>
+        <w:ind w:left="993" w:hanging="284"/>
+        <w:jc w:val="both"/>
+      </w:pPr>
+      <w:r>
+        <w:rPr>
+          <w:rFonts w:ascii="Times New Roman" w:eastAsia="Times New Roman" w:hAnsi="Times New Roman" w:cs="Times New Roman"/>
+          <w:sz w:val="24"/>
+          <w:szCs w:val="24"/>
+        </w:rPr>
+        <w:t>–</w:t>
+        <w:tab/>
+        <w:t>выдают производственные задания с указанием мер безопасности; не допускают выполнения работ на неисправном оборудовании, при отсутствии или неисправности ограждений, блокировок, вентиляции, а также без необходимых СИЗ;</w:t>
+      </w:r>
+    </w:p>
+    <w:p>
+      <w:pPr>
+        <w:spacing w:before="0" w:after="0" w:line="240" w:lineRule="auto"/>
+        <w:ind w:left="993" w:hanging="284"/>
+        <w:jc w:val="both"/>
+      </w:pPr>
+      <w:r>
+        <w:rPr>
+          <w:rFonts w:ascii="Times New Roman" w:eastAsia="Times New Roman" w:hAnsi="Times New Roman" w:cs="Times New Roman"/>
+          <w:sz w:val="24"/>
+          <w:szCs w:val="24"/>
+        </w:rPr>
+        <w:t>–</w:t>
+        <w:tab/>
+        <w:t>проводят инструктажи по охране труда на рабочем месте и организуют стажировку подчиненных работников, если это возложено на них распорядительным документом Общества;</w:t>
+      </w:r>
+    </w:p>
+    <w:p>
+      <w:pPr>
+        <w:spacing w:before="0" w:after="0" w:line="240" w:lineRule="auto"/>
+        <w:ind w:left="993" w:hanging="284"/>
+        <w:jc w:val="both"/>
+      </w:pPr>
+      <w:r>
+        <w:rPr>
+          <w:rFonts w:ascii="Times New Roman" w:eastAsia="Times New Roman" w:hAnsi="Times New Roman" w:cs="Times New Roman"/>
+          <w:sz w:val="24"/>
+          <w:szCs w:val="24"/>
+        </w:rPr>
+        <w:t>–</w:t>
+        <w:tab/>
+        <w:t>организуют оформление нарядов-допусков на работы повышенной опасности и контролируют выполнение предусмотренных ими мер безопасности;</w:t>
+      </w:r>
+    </w:p>
+    <w:p>
+      <w:pPr>
+        <w:spacing w:before="0" w:after="0" w:line="240" w:lineRule="auto"/>
+        <w:ind w:left="993" w:hanging="284"/>
+        <w:jc w:val="both"/>
+      </w:pPr>
+      <w:r>
+        <w:rPr>
+          <w:rFonts w:ascii="Times New Roman" w:eastAsia="Times New Roman" w:hAnsi="Times New Roman" w:cs="Times New Roman"/>
+          <w:sz w:val="24"/>
+          <w:szCs w:val="24"/>
+        </w:rPr>
+        <w:t>–</w:t>
+        <w:tab/>
+        <w:t>контролируют наличие, исправность и правильное применение работниками СИЗ;</w:t>
+      </w:r>
+    </w:p>
+    <w:p>
+      <w:pPr>
+        <w:spacing w:before="0" w:after="0" w:line="240" w:lineRule="auto"/>
+        <w:ind w:left="993" w:hanging="284"/>
+        <w:jc w:val="both"/>
+      </w:pPr>
+      <w:r>
+        <w:rPr>
+          <w:rFonts w:ascii="Times New Roman" w:eastAsia="Times New Roman" w:hAnsi="Times New Roman" w:cs="Times New Roman"/>
+          <w:sz w:val="24"/>
+          <w:szCs w:val="24"/>
+        </w:rPr>
+        <w:t>–</w:t>
+        <w:tab/>
+        <w:t>контролируют соблюдение требований к хранению и применению на участке химических веществ, легковоспламеняющихся жидкостей, газовых баллонов;</w:t>
+      </w:r>
+    </w:p>
+    <w:p>
+      <w:pPr>
+        <w:spacing w:before="0" w:after="0" w:line="240" w:lineRule="auto"/>
+        <w:ind w:left="993" w:hanging="284"/>
+        <w:jc w:val="both"/>
+      </w:pPr>
+      <w:r>
+        <w:rPr>
+          <w:rFonts w:ascii="Times New Roman" w:eastAsia="Times New Roman" w:hAnsi="Times New Roman" w:cs="Times New Roman"/>
+          <w:sz w:val="24"/>
+          <w:szCs w:val="24"/>
+        </w:rPr>
+        <w:t>–</w:t>
+        <w:tab/>
+        <w:t>приостанавливают работы при возникновении угрозы жизни и здоровью работников и сообщают об этом вышестоящему руководителю;</w:t>
+      </w:r>
+    </w:p>
+    <w:p>
+      <w:pPr>
+        <w:spacing w:before="0" w:after="0" w:line="240" w:lineRule="auto"/>
+        <w:ind w:left="993" w:hanging="284"/>
+        <w:jc w:val="both"/>
+      </w:pPr>
+      <w:r>
+        <w:rPr>
+          <w:rFonts w:ascii="Times New Roman" w:eastAsia="Times New Roman" w:hAnsi="Times New Roman" w:cs="Times New Roman"/>
+          <w:sz w:val="24"/>
+          <w:szCs w:val="24"/>
+        </w:rPr>
+        <w:t>–</w:t>
+        <w:tab/>
+        <w:t>обеспечивают учет микроповреждений (микротравм) работников и участвуют в расследовании несчастных случаев.</w:t>
+      </w:r>
+    </w:p>
+    <w:p>
+      <w:pPr>
         <w:keepNext/>
         <w:spacing w:before="120" w:after="0" w:line="240" w:lineRule="auto"/>
         <w:ind w:firstLine="709"/>
@@ -2168,7 +2336,7 @@
           <w:sz w:val="24"/>
           <w:szCs w:val="24"/>
         </w:rPr>
-        <w:t xml:space="preserve">3.13.2. При посещении производственных участков по изготовлению интерьеров ВС, складов и территории Общества на работника могут дополнительно воздействовать:</w:t>
+        <w:t>3.13.2. При посещении производственных участков по изготовлению интерьеров ВС, складов и территории Общества на работника могут дополнительно воздействовать (на линейных руководителей производства – в течение всей рабочей смены):</w:t>
       </w:r>
     </w:p>
     <w:p>
@@ -2637,6 +2805,21 @@
           <w:szCs w:val="24"/>
         </w:rPr>
         <w:t xml:space="preserve">3.14.3. Нахождение в зонах, для которых предусмотрено обязательное применение СИЗ, без соответствующих СИЗ запрещается.</w:t>
+      </w:r>
+    </w:p>
+    <w:p>
+      <w:pPr>
+        <w:spacing w:before="0" w:after="0" w:line="240" w:lineRule="auto"/>
+        <w:ind w:firstLine="709"/>
+        <w:jc w:val="both"/>
+      </w:pPr>
+      <w:r>
+        <w:rPr>
+          <w:rFonts w:ascii="Times New Roman" w:eastAsia="Times New Roman" w:hAnsi="Times New Roman" w:cs="Times New Roman"/>
+          <w:sz w:val="24"/>
+          <w:szCs w:val="24"/>
+        </w:rPr>
+        <w:t>3.14.4. Линейным руководителям производства СИЗ выдаются в соответствии с Нормами бесплатной выдачи СИЗ Общества для занимаемой должности и применяются в течение всего времени нахождения на производственном участке.</w:t>
       </w:r>
     </w:p>
     <w:p>
@@ -3264,6 +3447,121 @@
     </w:p>
     <w:p>
       <w:pPr>
+        <w:spacing w:before="0" w:after="0" w:line="240" w:lineRule="auto"/>
+        <w:ind w:firstLine="709"/>
+        <w:jc w:val="both"/>
+      </w:pPr>
+      <w:r>
+        <w:rPr>
+          <w:rFonts w:ascii="Times New Roman" w:eastAsia="Times New Roman" w:hAnsi="Times New Roman" w:cs="Times New Roman"/>
+          <w:sz w:val="24"/>
+          <w:szCs w:val="24"/>
+        </w:rPr>
+        <w:t>4.6. Подготовка к работе линейных руководителей производства.</w:t>
+      </w:r>
+    </w:p>
+    <w:p>
+      <w:pPr>
+        <w:spacing w:before="0" w:after="0" w:line="240" w:lineRule="auto"/>
+        <w:ind w:firstLine="709"/>
+        <w:jc w:val="both"/>
+      </w:pPr>
+      <w:r>
+        <w:rPr>
+          <w:rFonts w:ascii="Times New Roman" w:eastAsia="Times New Roman" w:hAnsi="Times New Roman" w:cs="Times New Roman"/>
+          <w:sz w:val="24"/>
+          <w:szCs w:val="24"/>
+        </w:rPr>
+        <w:t>4.6.1. Перед началом смены линейный руководитель производства должен:</w:t>
+      </w:r>
+    </w:p>
+    <w:p>
+      <w:pPr>
+        <w:spacing w:before="0" w:after="0" w:line="240" w:lineRule="auto"/>
+        <w:ind w:left="993" w:hanging="284"/>
+        <w:jc w:val="both"/>
+      </w:pPr>
+      <w:r>
+        <w:rPr>
+          <w:rFonts w:ascii="Times New Roman" w:eastAsia="Times New Roman" w:hAnsi="Times New Roman" w:cs="Times New Roman"/>
+          <w:sz w:val="24"/>
+          <w:szCs w:val="24"/>
+        </w:rPr>
+        <w:t>–</w:t>
+        <w:tab/>
+        <w:t>надеть выданные СИЗ;</w:t>
+      </w:r>
+    </w:p>
+    <w:p>
+      <w:pPr>
+        <w:spacing w:before="0" w:after="0" w:line="240" w:lineRule="auto"/>
+        <w:ind w:left="993" w:hanging="284"/>
+        <w:jc w:val="both"/>
+      </w:pPr>
+      <w:r>
+        <w:rPr>
+          <w:rFonts w:ascii="Times New Roman" w:eastAsia="Times New Roman" w:hAnsi="Times New Roman" w:cs="Times New Roman"/>
+          <w:sz w:val="24"/>
+          <w:szCs w:val="24"/>
+        </w:rPr>
+        <w:t>–</w:t>
+        <w:tab/>
+        <w:t>осмотреть участок: состояние проходов и проездов, ограждений, освещения, вентиляции, наличие и исправность первичных средств пожаротушения и аптечки для оказания первой помощи;</w:t>
+      </w:r>
+    </w:p>
+    <w:p>
+      <w:pPr>
+        <w:spacing w:before="0" w:after="0" w:line="240" w:lineRule="auto"/>
+        <w:ind w:left="993" w:hanging="284"/>
+        <w:jc w:val="both"/>
+      </w:pPr>
+      <w:r>
+        <w:rPr>
+          <w:rFonts w:ascii="Times New Roman" w:eastAsia="Times New Roman" w:hAnsi="Times New Roman" w:cs="Times New Roman"/>
+          <w:sz w:val="24"/>
+          <w:szCs w:val="24"/>
+        </w:rPr>
+        <w:t>–</w:t>
+        <w:tab/>
+        <w:t>убедиться в исправности оборудования, защитных и предохранительных устройств, ознакомиться с записями предыдущей смены о неисправностях;</w:t>
+      </w:r>
+    </w:p>
+    <w:p>
+      <w:pPr>
+        <w:spacing w:before="0" w:after="0" w:line="240" w:lineRule="auto"/>
+        <w:ind w:left="993" w:hanging="284"/>
+        <w:jc w:val="both"/>
+      </w:pPr>
+      <w:r>
+        <w:rPr>
+          <w:rFonts w:ascii="Times New Roman" w:eastAsia="Times New Roman" w:hAnsi="Times New Roman" w:cs="Times New Roman"/>
+          <w:sz w:val="24"/>
+          <w:szCs w:val="24"/>
+        </w:rPr>
+        <w:t>–</w:t>
+        <w:tab/>
+        <w:t>проверить явку работников, наличие у них СИЗ; не допускать к работе работников с признаками опьянения или недомогания;</w:t>
+      </w:r>
+    </w:p>
+    <w:p>
+      <w:pPr>
+        <w:spacing w:before="0" w:after="0" w:line="240" w:lineRule="auto"/>
+        <w:ind w:left="993" w:hanging="284"/>
+        <w:jc w:val="both"/>
+      </w:pPr>
+      <w:r>
+        <w:rPr>
+          <w:rFonts w:ascii="Times New Roman" w:eastAsia="Times New Roman" w:hAnsi="Times New Roman" w:cs="Times New Roman"/>
+          <w:sz w:val="24"/>
+          <w:szCs w:val="24"/>
+        </w:rPr>
+        <w:t>–</w:t>
+        <w:tab/>
+        <w:t>выдать задания с указанием мер безопасности, при необходимости оформить наряд-допуск.</w:t>
+      </w:r>
+    </w:p>
+    <w:p>
+      <w:pPr>
         <w:keepNext/>
         <w:spacing w:before="200" w:after="120" w:line="240" w:lineRule="auto"/>
         <w:jc w:val="center"/>
@@ -4268,6 +4566,81 @@
     </w:p>
     <w:p>
       <w:pPr>
+        <w:spacing w:before="0" w:after="0" w:line="240" w:lineRule="auto"/>
+        <w:ind w:firstLine="709"/>
+        <w:jc w:val="both"/>
+      </w:pPr>
+      <w:r>
+        <w:rPr>
+          <w:rFonts w:ascii="Times New Roman" w:eastAsia="Times New Roman" w:hAnsi="Times New Roman" w:cs="Times New Roman"/>
+          <w:sz w:val="24"/>
+          <w:szCs w:val="24"/>
+        </w:rPr>
+        <w:t>5.8. Требования безопасности для линейных руководителей производства.</w:t>
+      </w:r>
+    </w:p>
+    <w:p>
+      <w:pPr>
+        <w:spacing w:before="0" w:after="0" w:line="240" w:lineRule="auto"/>
+        <w:ind w:firstLine="709"/>
+        <w:jc w:val="both"/>
+      </w:pPr>
+      <w:r>
+        <w:rPr>
+          <w:rFonts w:ascii="Times New Roman" w:eastAsia="Times New Roman" w:hAnsi="Times New Roman" w:cs="Times New Roman"/>
+          <w:sz w:val="24"/>
+          <w:szCs w:val="24"/>
+        </w:rPr>
+        <w:t>5.8.1. В течение смены контролировать соблюдение работниками технологической дисциплины, требований инструкций по охране труда, применение СИЗ.</w:t>
+      </w:r>
+    </w:p>
+    <w:p>
+      <w:pPr>
+        <w:spacing w:before="0" w:after="0" w:line="240" w:lineRule="auto"/>
+        <w:ind w:firstLine="709"/>
+        <w:jc w:val="both"/>
+      </w:pPr>
+      <w:r>
+        <w:rPr>
+          <w:rFonts w:ascii="Times New Roman" w:eastAsia="Times New Roman" w:hAnsi="Times New Roman" w:cs="Times New Roman"/>
+          <w:sz w:val="24"/>
+          <w:szCs w:val="24"/>
+        </w:rPr>
+        <w:t>5.8.2. При обнаружении нарушения, создающего угрозу жизни и здоровью работников, немедленно приостановить работу и принять меры к устранению нарушения.</w:t>
+      </w:r>
+    </w:p>
+    <w:p>
+      <w:pPr>
+        <w:spacing w:before="0" w:after="0" w:line="240" w:lineRule="auto"/>
+        <w:ind w:firstLine="709"/>
+        <w:jc w:val="both"/>
+      </w:pPr>
+      <w:r>
+        <w:rPr>
+          <w:rFonts w:ascii="Times New Roman" w:eastAsia="Times New Roman" w:hAnsi="Times New Roman" w:cs="Times New Roman"/>
+          <w:sz w:val="24"/>
+          <w:szCs w:val="24"/>
+        </w:rPr>
+        <w:t>5.8.3. Не допускать загромождения проходов и рабочих мест, хранения на участке химических веществ и легковоспламеняющихся жидкостей сверх сменной потребности.</w:t>
+      </w:r>
+    </w:p>
+    <w:p>
+      <w:pPr>
+        <w:spacing w:before="0" w:after="0" w:line="240" w:lineRule="auto"/>
+        <w:ind w:firstLine="709"/>
+        <w:jc w:val="both"/>
+      </w:pPr>
+      <w:r>
+        <w:rPr>
+          <w:rFonts w:ascii="Times New Roman" w:eastAsia="Times New Roman" w:hAnsi="Times New Roman" w:cs="Times New Roman"/>
+          <w:sz w:val="24"/>
+          <w:szCs w:val="24"/>
+        </w:rPr>
+        <w:t>5.8.4. Не выполнять лично производственные операции, по которым не пройдены обучение и инструктаж по соответствующим инструкциям по охране труда (п. 1.3).</w:t>
+      </w:r>
+    </w:p>
+    <w:p>
+      <w:pPr>
         <w:keepNext/>
         <w:spacing w:before="200" w:after="120" w:line="240" w:lineRule="auto"/>
         <w:jc w:val="center"/>
@@ -5015,6 +5388,21 @@
           <w:szCs w:val="24"/>
         </w:rPr>
         <w:t xml:space="preserve">7.5.1. Об окончании работы и всех недостатках, обнаруженных во время работы, известить своего непосредственного руководителя.</w:t>
+      </w:r>
+    </w:p>
+    <w:p>
+      <w:pPr>
+        <w:spacing w:before="0" w:after="0" w:line="240" w:lineRule="auto"/>
+        <w:ind w:firstLine="709"/>
+        <w:jc w:val="both"/>
+      </w:pPr>
+      <w:r>
+        <w:rPr>
+          <w:rFonts w:ascii="Times New Roman" w:eastAsia="Times New Roman" w:hAnsi="Times New Roman" w:cs="Times New Roman"/>
+          <w:sz w:val="24"/>
+          <w:szCs w:val="24"/>
+        </w:rPr>
+        <w:t>7.5.2. Линейный руководитель производства по окончании смены проверяет отключение оборудования (кроме работающего в непрерывном режиме), уборку рабочих мест, возврат химических веществ и легковоспламеняющихся жидкостей в места хранения, отсутствие источников возгорания; сообщает принимающему смену и вышестоящему руководителю о выявленных недостатках.</w:t>
       </w:r>
     </w:p>
     <w:p>
